--- a/申报系统填报内容_2026.docx
+++ b/申报系统填报内容_2026.docx
@@ -218,7 +218,7 @@
                 <w:b w:val="0"/>
                 <w:sz w:val="21"/>
               </w:rPr>
-              <w:t>1674 字</w:t>
+              <w:t>1479 字</w:t>
             </w:r>
           </w:p>
         </w:tc>
@@ -429,7 +429,7 @@
           <w:color w:val="595F5A"/>
           <w:sz w:val="21"/>
         </w:rPr>
-        <w:t>【对应系统"项目信息—项目选题"字段。要点提示：1500字左右，课题国内外研究现状述评；选题的意义。本稿正文 1674 字。】</w:t>
+        <w:t>【对应系统"项目信息—项目选题"字段。要点提示：1500字左右，课题国内外研究现状述评；选题的意义。本稿正文 1479 字。】</w:t>
       </w:r>
     </w:p>
     <w:p>
@@ -539,7 +539,7 @@
           <w:b w:val="0"/>
           <w:sz w:val="24"/>
         </w:rPr>
-        <w:t>理论意义方面，本课题将安全认知偏差由方法学上的信度问题转化为具有实质意义的研究对象，为其建立客观安全指数（OSI）与认知偏差系数（CBC）的量化对照体系，使"主观感知与客观风险相差多少、在何处相差"成为可测量、可比较的问题；通过多群组结构方程分析分别刻画行人与骑行者的决策机理，说明同一空间中的两类主体并不遵循同一套心理逻辑；并将行为科学的解释性框架与设计学的生成性方法衔接为"识别—解释—生成—验证"的闭环，为设计干预类研究提供可复用的研究范式。</w:t>
+        <w:t>理论意义方面，本课题把安全认知偏差由方法学上的信度问题转化为可计算的研究对象，建立客观安全指数（OSI）与认知偏差系数（CBC）的量化对照；以多群组结构方程分析分别刻画行人与骑行者的决策机理；并将行为科学的解释框架与设计学的生成方法衔接为"识别—解释—生成—验证"的闭环。</w:t>
       </w:r>
     </w:p>
     <w:p>
@@ -553,7 +553,7 @@
           <w:b w:val="0"/>
           <w:sz w:val="24"/>
         </w:rPr>
-        <w:t>实践意义方面，冲突热点识别结果与环境要素的量化关系，可用于校园道路改造的优先级排序与设计参数选取；安全引导系统原型及其设计规范可作为高校导视系统更新的参考，其色彩编码、信息层级与布点原则具有跨校迁移的可能；所建立的"观测—建模—测度—设计—验证"流程本身即一套可供高校复用的自评估方法。</w:t>
+        <w:t>实践意义方面，冲突热点与环境要素的量化关系可用于校园道路改造的优先级排序与设计参数选取；引导系统原型及其设计规范可供高校导视更新参考，色彩编码与信息层级具有跨校迁移的可能；所建立的工作流程本身亦是一套可复用的自评估方法。</w:t>
       </w:r>
     </w:p>
     <w:p>
@@ -567,7 +567,7 @@
           <w:b w:val="0"/>
           <w:sz w:val="24"/>
         </w:rPr>
-        <w:t>社会意义方面，湖北省高等教育资源富集，仅武汉一市的在校大学生规模就长期保持在百万量级，校园共享道路安全并非个别学校的个案，而是覆盖面相当的共性议题。平安校园建设近年持续推进，但重心多在消防、治安与食品安全，校内交通安全尚未获得同等关注，而这恰是发生频次最高、影响面最广的一类日常校园风险。本课题成果可为省内高校提供一套成本可控、可分步实施的改善方案。</w:t>
+        <w:t>社会意义方面，湖北高校集聚，校园共享道路安全是覆盖面相当的共性议题；而平安校园建设的重心多在消防、治安与食品安全，校内交通安全尚未获得同等关注。本课题成果可为省内高校提供成本可控、可分步实施的改善方案。</w:t>
       </w:r>
     </w:p>
     <w:p>
